--- a/src/templates/indigencyCertification.docx
+++ b/src/templates/indigencyCertification.docx
@@ -530,6 +530,37 @@
       </w:tr>
     </w:tbl>
     <w:p>
+      <w:bookmarkStart w:id="0" w:name="_GoBack"/>
+      <w:bookmarkEnd w:id="0"/>
+      <w:r>
+        <w:rPr>
+          <w:noProof/>
+        </w:rPr>
+        <w:pict>
+          <v:shapetype id="_x0000_t75" coordsize="21600,21600" o:spt="75" o:preferrelative="t" path="m@4@5l@4@11@9@11@9@5xe" filled="f" stroked="f">
+            <v:stroke joinstyle="miter"/>
+            <v:formulas>
+              <v:f eqn="if lineDrawn pixelLineWidth 0"/>
+              <v:f eqn="sum @0 1 0"/>
+              <v:f eqn="sum 0 0 @1"/>
+              <v:f eqn="prod @2 1 2"/>
+              <v:f eqn="prod @3 21600 pixelWidth"/>
+              <v:f eqn="prod @3 21600 pixelHeight"/>
+              <v:f eqn="sum @0 0 1"/>
+              <v:f eqn="prod @6 1 2"/>
+              <v:f eqn="prod @7 21600 pixelWidth"/>
+              <v:f eqn="sum @8 21600 0"/>
+              <v:f eqn="prod @7 21600 pixelHeight"/>
+              <v:f eqn="sum @10 21600 0"/>
+            </v:formulas>
+            <v:path o:extrusionok="f" gradientshapeok="t" o:connecttype="rect"/>
+            <o:lock v:ext="edit" aspectratio="t"/>
+          </v:shapetype>
+          <v:shape id="_x0000_s1026" type="#_x0000_t75" style="position:absolute;margin-left:0;margin-top:.5pt;width:612pt;height:11in;z-index:-251633664;mso-position-horizontal:absolute;mso-position-horizontal-relative:text;mso-position-vertical:absolute;mso-position-vertical-relative:text;mso-width-relative:page;mso-height-relative:page">
+            <v:imagedata r:id="rId4" o:title="bg brgy_pages-to-jpg-0001"/>
+          </v:shape>
+        </w:pict>
+      </w:r>
       <w:r>
         <w:rPr>
           <w:noProof/>
@@ -538,7 +569,7 @@
         <mc:AlternateContent>
           <mc:Choice Requires="wps">
             <w:drawing>
-              <wp:anchor distT="45720" distB="45720" distL="114300" distR="114300" simplePos="0" relativeHeight="251678720" behindDoc="0" locked="0" layoutInCell="1" allowOverlap="1" wp14:anchorId="7B0066C9" wp14:editId="59742F78">
+              <wp:anchor distT="45720" distB="45720" distL="114300" distR="114300" simplePos="0" relativeHeight="251678720" behindDoc="0" locked="0" layoutInCell="1" allowOverlap="1" wp14:anchorId="68240E18" wp14:editId="4A3D8D21">
                 <wp:simplePos x="0" y="0"/>
                 <wp:positionH relativeFrom="margin">
                   <wp:align>center</wp:align>
@@ -1182,7 +1213,7 @@
           </mc:Choice>
           <mc:Fallback>
             <w:pict>
-              <v:shapetype w14:anchorId="7B0066C9" id="_x0000_t202" coordsize="21600,21600" o:spt="202" path="m,l,21600r21600,l21600,xe">
+              <v:shapetype w14:anchorId="68240E18" id="_x0000_t202" coordsize="21600,21600" o:spt="202" path="m,l,21600r21600,l21600,xe">
                 <v:stroke joinstyle="miter"/>
                 <v:path gradientshapeok="t" o:connecttype="rect"/>
               </v:shapetype>
@@ -1791,7 +1822,7 @@
         <mc:AlternateContent>
           <mc:Choice Requires="wps">
             <w:drawing>
-              <wp:anchor distT="45720" distB="45720" distL="114300" distR="114300" simplePos="0" relativeHeight="251680768" behindDoc="0" locked="0" layoutInCell="1" allowOverlap="1" wp14:anchorId="442B09EF" wp14:editId="4228FB94">
+              <wp:anchor distT="45720" distB="45720" distL="114300" distR="114300" simplePos="0" relativeHeight="251680768" behindDoc="0" locked="0" layoutInCell="1" allowOverlap="1" wp14:anchorId="365BFFBC" wp14:editId="026E937C">
                 <wp:simplePos x="0" y="0"/>
                 <wp:positionH relativeFrom="column">
                   <wp:posOffset>5906135</wp:posOffset>
@@ -1835,12 +1866,7 @@
                               <w:jc w:val="center"/>
                             </w:pPr>
                             <w:r>
-                              <w:t>{</w:t>
-                            </w:r>
-                            <w:bookmarkStart w:id="0" w:name="_GoBack"/>
-                            <w:bookmarkEnd w:id="0"/>
-                            <w:r>
-                              <w:t>%image}</w:t>
+                              <w:t>{%image}</w:t>
                             </w:r>
                           </w:p>
                         </w:txbxContent>
@@ -1893,7 +1919,7 @@
         <mc:AlternateContent>
           <mc:Choice Requires="wps">
             <w:drawing>
-              <wp:anchor distT="0" distB="0" distL="114300" distR="114300" simplePos="0" relativeHeight="251674624" behindDoc="0" locked="0" layoutInCell="1" allowOverlap="1" wp14:anchorId="394829DE" wp14:editId="207AFFF8">
+              <wp:anchor distT="0" distB="0" distL="114300" distR="114300" simplePos="0" relativeHeight="251674624" behindDoc="0" locked="0" layoutInCell="1" allowOverlap="1" wp14:anchorId="671CBAC3" wp14:editId="5435A5F4">
                 <wp:simplePos x="0" y="0"/>
                 <wp:positionH relativeFrom="column">
                   <wp:posOffset>4600575</wp:posOffset>
@@ -1957,7 +1983,7 @@
         <mc:AlternateContent>
           <mc:Choice Requires="wps">
             <w:drawing>
-              <wp:anchor distT="0" distB="0" distL="114300" distR="114300" simplePos="0" relativeHeight="251676672" behindDoc="0" locked="0" layoutInCell="1" allowOverlap="1" wp14:anchorId="29BA8A29" wp14:editId="74532228">
+              <wp:anchor distT="0" distB="0" distL="114300" distR="114300" simplePos="0" relativeHeight="251676672" behindDoc="0" locked="0" layoutInCell="1" allowOverlap="1" wp14:anchorId="292C6DB0" wp14:editId="2878CFEE">
                 <wp:simplePos x="0" y="0"/>
                 <wp:positionH relativeFrom="column">
                   <wp:posOffset>4968240</wp:posOffset>
@@ -2057,7 +2083,7 @@
         <mc:AlternateContent>
           <mc:Choice Requires="wps">
             <w:drawing>
-              <wp:anchor distT="0" distB="0" distL="114300" distR="114300" simplePos="0" relativeHeight="251666432" behindDoc="0" locked="0" layoutInCell="1" allowOverlap="1" wp14:anchorId="34523B83" wp14:editId="51C1E87B">
+              <wp:anchor distT="0" distB="0" distL="114300" distR="114300" simplePos="0" relativeHeight="251666432" behindDoc="0" locked="0" layoutInCell="1" allowOverlap="1" wp14:anchorId="3DCDB2E1" wp14:editId="17543E47">
                 <wp:simplePos x="0" y="0"/>
                 <wp:positionH relativeFrom="column">
                   <wp:posOffset>5904230</wp:posOffset>
@@ -2132,7 +2158,7 @@
         <mc:AlternateContent>
           <mc:Choice Requires="wps">
             <w:drawing>
-              <wp:anchor distT="0" distB="0" distL="114300" distR="114300" simplePos="0" relativeHeight="251672576" behindDoc="0" locked="0" layoutInCell="1" allowOverlap="1" wp14:anchorId="17009300" wp14:editId="0C141216">
+              <wp:anchor distT="0" distB="0" distL="114300" distR="114300" simplePos="0" relativeHeight="251672576" behindDoc="0" locked="0" layoutInCell="1" allowOverlap="1" wp14:anchorId="15E5E9C9" wp14:editId="30467C24">
                 <wp:simplePos x="0" y="0"/>
                 <wp:positionH relativeFrom="column">
                   <wp:posOffset>5979160</wp:posOffset>
@@ -2220,7 +2246,7 @@
         <mc:AlternateContent>
           <mc:Choice Requires="wps">
             <w:drawing>
-              <wp:anchor distT="0" distB="0" distL="114300" distR="114300" simplePos="0" relativeHeight="251670528" behindDoc="0" locked="0" layoutInCell="1" allowOverlap="1" wp14:anchorId="79069A79" wp14:editId="0D6114E9">
+              <wp:anchor distT="0" distB="0" distL="114300" distR="114300" simplePos="0" relativeHeight="251670528" behindDoc="0" locked="0" layoutInCell="1" allowOverlap="1" wp14:anchorId="1B154CCB" wp14:editId="1B2FC7D0">
                 <wp:simplePos x="0" y="0"/>
                 <wp:positionH relativeFrom="column">
                   <wp:posOffset>4571365</wp:posOffset>
@@ -2308,7 +2334,7 @@
         <mc:AlternateContent>
           <mc:Choice Requires="wps">
             <w:drawing>
-              <wp:anchor distT="0" distB="0" distL="114300" distR="114300" simplePos="0" relativeHeight="251668480" behindDoc="0" locked="0" layoutInCell="1" allowOverlap="1" wp14:anchorId="606BF959" wp14:editId="2949A8D8">
+              <wp:anchor distT="0" distB="0" distL="114300" distR="114300" simplePos="0" relativeHeight="251668480" behindDoc="0" locked="0" layoutInCell="1" allowOverlap="1" wp14:anchorId="131135A8" wp14:editId="16441F43">
                 <wp:simplePos x="0" y="0"/>
                 <wp:positionH relativeFrom="column">
                   <wp:posOffset>4479290</wp:posOffset>
@@ -2383,7 +2409,7 @@
         <mc:AlternateContent>
           <mc:Choice Requires="wps">
             <w:drawing>
-              <wp:anchor distT="45720" distB="45720" distL="114300" distR="114300" simplePos="0" relativeHeight="251660288" behindDoc="0" locked="0" layoutInCell="1" allowOverlap="1" wp14:anchorId="3197253B" wp14:editId="0E7C0581">
+              <wp:anchor distT="45720" distB="45720" distL="114300" distR="114300" simplePos="0" relativeHeight="251660288" behindDoc="0" locked="0" layoutInCell="1" allowOverlap="1" wp14:anchorId="4E700DC7" wp14:editId="3BCD6D3A">
                 <wp:simplePos x="0" y="0"/>
                 <wp:positionH relativeFrom="margin">
                   <wp:align>center</wp:align>
@@ -2494,7 +2520,7 @@
           <w:lang w:eastAsia="en-GB"/>
         </w:rPr>
         <w:drawing>
-          <wp:anchor distT="0" distB="0" distL="114300" distR="114300" simplePos="0" relativeHeight="251658240" behindDoc="1" locked="1" layoutInCell="1" allowOverlap="1" wp14:anchorId="7AE48BEF" wp14:editId="2CD945C3">
+          <wp:anchor distT="0" distB="0" distL="114300" distR="114300" simplePos="0" relativeHeight="251658240" behindDoc="1" locked="1" layoutInCell="1" allowOverlap="1" wp14:anchorId="7B07C760" wp14:editId="7478993F">
             <wp:simplePos x="0" y="0"/>
             <wp:positionH relativeFrom="margin">
               <wp:align>right</wp:align>
@@ -2517,7 +2543,7 @@
                     <pic:cNvPicPr/>
                   </pic:nvPicPr>
                   <pic:blipFill>
-                    <a:blip r:embed="rId4" cstate="print">
+                    <a:blip r:embed="rId5" cstate="print">
                       <a:extLst>
                         <a:ext uri="{28A0092B-C50C-407E-A947-70E740481C1C}">
                           <a14:useLocalDpi xmlns:a14="http://schemas.microsoft.com/office/drawing/2010/main" val="0"/>
